--- a/documents/diplomatic/013/transcription.docx
+++ b/documents/diplomatic/013/transcription.docx
@@ -42,6 +42,8 @@
       </w:pPr>
       <w:r>
         <w:rPr>
+          <w:b w:val="1"/>
+          <w:bCs w:val="1"/>
           <w:color w:val="000000"/>
           <w:rtl w:val="0"/>
         </w:rPr>
@@ -73,26 +75,24 @@
         <w:ind w:left="0" w:right="0" w:firstLine="0"/>
         <w:jc w:val="both"/>
         <w:rPr>
-          <w:rFonts w:ascii="Times New Roman" w:cs="Times New Roman" w:eastAsia="Times New Roman" w:hAnsi="Times New Roman"/>
-          <w:b w:val="0"/>
-          <w:bCs w:val="0"/>
-          <w:i w:val="0"/>
-          <w:iCs w:val="0"/>
-          <w:smallCaps w:val="0"/>
-          <w:strike w:val="0"/>
-          <w:color w:val="000000"/>
-          <w:sz w:val="24"/>
-          <w:szCs w:val="24"/>
-          <w:u w:val="none"/>
-          <w:shd w:fill="auto" w:val="clear"/>
-          <w:vertAlign w:val="baseline"/>
-        </w:rPr>
-      </w:pPr>
-      <w:r>
-        <w:rPr>
-          <w:rFonts w:ascii="Times New Roman" w:cs="Times New Roman" w:eastAsia="Times New Roman" w:hAnsi="Times New Roman"/>
-          <w:b w:val="0"/>
-          <w:bCs w:val="0"/>
+          <w:b w:val="1"/>
+          <w:bCs w:val="1"/>
+          <w:i w:val="0"/>
+          <w:iCs w:val="0"/>
+          <w:smallCaps w:val="0"/>
+          <w:strike w:val="0"/>
+          <w:color w:val="000000"/>
+          <w:sz w:val="24"/>
+          <w:szCs w:val="24"/>
+          <w:u w:val="none"/>
+          <w:shd w:fill="auto" w:val="clear"/>
+          <w:vertAlign w:val="baseline"/>
+        </w:rPr>
+      </w:pPr>
+      <w:r>
+        <w:rPr>
+          <w:b w:val="1"/>
+          <w:bCs w:val="1"/>
           <w:i w:val="0"/>
           <w:iCs w:val="0"/>
           <w:smallCaps w:val="0"/>
@@ -126,26 +126,24 @@
         <w:ind w:left="0" w:right="0" w:firstLine="0"/>
         <w:jc w:val="both"/>
         <w:rPr>
-          <w:rFonts w:ascii="Times New Roman" w:cs="Times New Roman" w:eastAsia="Times New Roman" w:hAnsi="Times New Roman"/>
-          <w:b w:val="0"/>
-          <w:bCs w:val="0"/>
-          <w:i w:val="0"/>
-          <w:iCs w:val="0"/>
-          <w:smallCaps w:val="0"/>
-          <w:strike w:val="0"/>
-          <w:color w:val="000000"/>
-          <w:sz w:val="24"/>
-          <w:szCs w:val="24"/>
-          <w:u w:val="none"/>
-          <w:shd w:fill="auto" w:val="clear"/>
-          <w:vertAlign w:val="baseline"/>
-        </w:rPr>
-      </w:pPr>
-      <w:r>
-        <w:rPr>
-          <w:rFonts w:ascii="Times New Roman" w:cs="Times New Roman" w:eastAsia="Times New Roman" w:hAnsi="Times New Roman"/>
-          <w:b w:val="0"/>
-          <w:bCs w:val="0"/>
+          <w:b w:val="1"/>
+          <w:bCs w:val="1"/>
+          <w:i w:val="0"/>
+          <w:iCs w:val="0"/>
+          <w:smallCaps w:val="0"/>
+          <w:strike w:val="0"/>
+          <w:color w:val="000000"/>
+          <w:sz w:val="24"/>
+          <w:szCs w:val="24"/>
+          <w:u w:val="none"/>
+          <w:shd w:fill="auto" w:val="clear"/>
+          <w:vertAlign w:val="baseline"/>
+        </w:rPr>
+      </w:pPr>
+      <w:r>
+        <w:rPr>
+          <w:b w:val="1"/>
+          <w:bCs w:val="1"/>
           <w:i w:val="0"/>
           <w:iCs w:val="0"/>
           <w:smallCaps w:val="0"/>
@@ -179,26 +177,24 @@
         <w:ind w:left="0" w:right="0" w:firstLine="0"/>
         <w:jc w:val="both"/>
         <w:rPr>
-          <w:rFonts w:ascii="Times New Roman" w:cs="Times New Roman" w:eastAsia="Times New Roman" w:hAnsi="Times New Roman"/>
-          <w:b w:val="0"/>
-          <w:bCs w:val="0"/>
-          <w:i w:val="0"/>
-          <w:iCs w:val="0"/>
-          <w:smallCaps w:val="0"/>
-          <w:strike w:val="0"/>
-          <w:color w:val="000000"/>
-          <w:sz w:val="24"/>
-          <w:szCs w:val="24"/>
-          <w:u w:val="none"/>
-          <w:shd w:fill="auto" w:val="clear"/>
-          <w:vertAlign w:val="baseline"/>
-        </w:rPr>
-      </w:pPr>
-      <w:r>
-        <w:rPr>
-          <w:rFonts w:ascii="Times New Roman" w:cs="Times New Roman" w:eastAsia="Times New Roman" w:hAnsi="Times New Roman"/>
-          <w:b w:val="0"/>
-          <w:bCs w:val="0"/>
+          <w:b w:val="1"/>
+          <w:bCs w:val="1"/>
+          <w:i w:val="0"/>
+          <w:iCs w:val="0"/>
+          <w:smallCaps w:val="0"/>
+          <w:strike w:val="0"/>
+          <w:color w:val="000000"/>
+          <w:sz w:val="24"/>
+          <w:szCs w:val="24"/>
+          <w:u w:val="none"/>
+          <w:shd w:fill="auto" w:val="clear"/>
+          <w:vertAlign w:val="baseline"/>
+        </w:rPr>
+      </w:pPr>
+      <w:r>
+        <w:rPr>
+          <w:b w:val="1"/>
+          <w:bCs w:val="1"/>
           <w:i w:val="0"/>
           <w:iCs w:val="0"/>
           <w:smallCaps w:val="0"/>
@@ -232,26 +228,24 @@
         <w:ind w:left="0" w:right="0" w:firstLine="0"/>
         <w:jc w:val="both"/>
         <w:rPr>
-          <w:rFonts w:ascii="Times New Roman" w:cs="Times New Roman" w:eastAsia="Times New Roman" w:hAnsi="Times New Roman"/>
-          <w:b w:val="0"/>
-          <w:bCs w:val="0"/>
-          <w:i w:val="0"/>
-          <w:iCs w:val="0"/>
-          <w:smallCaps w:val="0"/>
-          <w:strike w:val="0"/>
-          <w:color w:val="000000"/>
-          <w:sz w:val="24"/>
-          <w:szCs w:val="24"/>
-          <w:u w:val="none"/>
-          <w:shd w:fill="auto" w:val="clear"/>
-          <w:vertAlign w:val="baseline"/>
-        </w:rPr>
-      </w:pPr>
-      <w:r>
-        <w:rPr>
-          <w:rFonts w:ascii="Times New Roman" w:cs="Times New Roman" w:eastAsia="Times New Roman" w:hAnsi="Times New Roman"/>
-          <w:b w:val="0"/>
-          <w:bCs w:val="0"/>
+          <w:b w:val="1"/>
+          <w:bCs w:val="1"/>
+          <w:i w:val="0"/>
+          <w:iCs w:val="0"/>
+          <w:smallCaps w:val="0"/>
+          <w:strike w:val="0"/>
+          <w:color w:val="000000"/>
+          <w:sz w:val="24"/>
+          <w:szCs w:val="24"/>
+          <w:u w:val="none"/>
+          <w:shd w:fill="auto" w:val="clear"/>
+          <w:vertAlign w:val="baseline"/>
+        </w:rPr>
+      </w:pPr>
+      <w:r>
+        <w:rPr>
+          <w:b w:val="1"/>
+          <w:bCs w:val="1"/>
           <w:i w:val="0"/>
           <w:iCs w:val="0"/>
           <w:smallCaps w:val="0"/>
@@ -268,15 +262,16 @@
       </w:r>
       <w:r>
         <w:rPr>
+          <w:b w:val="1"/>
+          <w:bCs w:val="1"/>
           <w:rtl w:val="0"/>
         </w:rPr>
         <w:t xml:space="preserve">par la suite</w:t>
       </w:r>
       <w:r>
         <w:rPr>
-          <w:rFonts w:ascii="Times New Roman" w:cs="Times New Roman" w:eastAsia="Times New Roman" w:hAnsi="Times New Roman"/>
-          <w:b w:val="0"/>
-          <w:bCs w:val="0"/>
+          <w:b w:val="1"/>
+          <w:bCs w:val="1"/>
           <w:i w:val="0"/>
           <w:iCs w:val="0"/>
           <w:smallCaps w:val="0"/>
@@ -293,15 +288,16 @@
       </w:r>
       <w:r>
         <w:rPr>
+          <w:b w:val="1"/>
+          <w:bCs w:val="1"/>
           <w:rtl w:val="0"/>
         </w:rPr>
         <w:t xml:space="preserve">Biancardi</w:t>
       </w:r>
       <w:r>
         <w:rPr>
-          <w:rFonts w:ascii="Times New Roman" w:cs="Times New Roman" w:eastAsia="Times New Roman" w:hAnsi="Times New Roman"/>
-          <w:b w:val="0"/>
-          <w:bCs w:val="0"/>
+          <w:b w:val="1"/>
+          <w:bCs w:val="1"/>
           <w:i w:val="0"/>
           <w:iCs w:val="0"/>
           <w:smallCaps w:val="0"/>
@@ -318,15 +314,16 @@
       </w:r>
       <w:r>
         <w:rPr>
+          <w:b w:val="1"/>
+          <w:bCs w:val="1"/>
           <w:rtl w:val="0"/>
         </w:rPr>
         <w:t xml:space="preserve">chargé</w:t>
       </w:r>
       <w:r>
         <w:rPr>
-          <w:rFonts w:ascii="Times New Roman" w:cs="Times New Roman" w:eastAsia="Times New Roman" w:hAnsi="Times New Roman"/>
-          <w:b w:val="0"/>
-          <w:bCs w:val="0"/>
+          <w:b w:val="1"/>
+          <w:bCs w:val="1"/>
           <w:i w:val="0"/>
           <w:iCs w:val="0"/>
           <w:smallCaps w:val="0"/>
@@ -360,26 +357,24 @@
         <w:ind w:left="0" w:right="0" w:firstLine="0"/>
         <w:jc w:val="both"/>
         <w:rPr>
-          <w:rFonts w:ascii="Times New Roman" w:cs="Times New Roman" w:eastAsia="Times New Roman" w:hAnsi="Times New Roman"/>
-          <w:b w:val="0"/>
-          <w:bCs w:val="0"/>
-          <w:i w:val="0"/>
-          <w:iCs w:val="0"/>
-          <w:smallCaps w:val="0"/>
-          <w:strike w:val="0"/>
-          <w:color w:val="000000"/>
-          <w:sz w:val="24"/>
-          <w:szCs w:val="24"/>
-          <w:u w:val="none"/>
-          <w:shd w:fill="auto" w:val="clear"/>
-          <w:vertAlign w:val="baseline"/>
-        </w:rPr>
-      </w:pPr>
-      <w:r>
-        <w:rPr>
-          <w:rFonts w:ascii="Times New Roman" w:cs="Times New Roman" w:eastAsia="Times New Roman" w:hAnsi="Times New Roman"/>
-          <w:b w:val="0"/>
-          <w:bCs w:val="0"/>
+          <w:b w:val="1"/>
+          <w:bCs w:val="1"/>
+          <w:i w:val="0"/>
+          <w:iCs w:val="0"/>
+          <w:smallCaps w:val="0"/>
+          <w:strike w:val="0"/>
+          <w:color w:val="000000"/>
+          <w:sz w:val="24"/>
+          <w:szCs w:val="24"/>
+          <w:u w:val="none"/>
+          <w:shd w:fill="auto" w:val="clear"/>
+          <w:vertAlign w:val="baseline"/>
+        </w:rPr>
+      </w:pPr>
+      <w:r>
+        <w:rPr>
+          <w:b w:val="1"/>
+          <w:bCs w:val="1"/>
           <w:i w:val="0"/>
           <w:iCs w:val="0"/>
           <w:smallCaps w:val="0"/>
@@ -396,15 +391,16 @@
       </w:r>
       <w:r>
         <w:rPr>
+          <w:b w:val="1"/>
+          <w:bCs w:val="1"/>
           <w:rtl w:val="0"/>
         </w:rPr>
         <w:t xml:space="preserve">Général</w:t>
       </w:r>
       <w:r>
         <w:rPr>
-          <w:rFonts w:ascii="Times New Roman" w:cs="Times New Roman" w:eastAsia="Times New Roman" w:hAnsi="Times New Roman"/>
-          <w:b w:val="0"/>
-          <w:bCs w:val="0"/>
+          <w:b w:val="1"/>
+          <w:bCs w:val="1"/>
           <w:i w:val="0"/>
           <w:iCs w:val="0"/>
           <w:smallCaps w:val="0"/>
@@ -437,7 +433,10 @@
         <w:spacing w:after="0" w:before="0" w:line="240" w:lineRule="auto"/>
         <w:ind w:left="0" w:right="0" w:firstLine="0"/>
         <w:jc w:val="both"/>
-        <w:rPr/>
+        <w:rPr>
+          <w:b w:val="1"/>
+          <w:bCs w:val="1"/>
+        </w:rPr>
       </w:pPr>
       <w:r>
         <w:rPr>
@@ -973,11 +972,15 @@
         <w:spacing w:after="280" w:before="280" w:lineRule="auto"/>
         <w:jc w:val="both"/>
         <w:rPr>
-          <w:color w:val="000000"/>
-        </w:rPr>
-      </w:pPr>
-      <w:r>
-        <w:rPr>
+          <w:b w:val="1"/>
+          <w:bCs w:val="1"/>
+          <w:color w:val="000000"/>
+        </w:rPr>
+      </w:pPr>
+      <w:r>
+        <w:rPr>
+          <w:b w:val="1"/>
+          <w:bCs w:val="1"/>
           <w:color w:val="000000"/>
           <w:rtl w:val="0"/>
         </w:rPr>
@@ -988,11 +991,15 @@
       <w:pPr>
         <w:spacing w:after="280" w:before="280" w:lineRule="auto"/>
         <w:rPr>
-          <w:color w:val="000000"/>
-        </w:rPr>
-      </w:pPr>
-      <w:r>
-        <w:rPr>
+          <w:b w:val="1"/>
+          <w:bCs w:val="1"/>
+          <w:color w:val="000000"/>
+        </w:rPr>
+      </w:pPr>
+      <w:r>
+        <w:rPr>
+          <w:b w:val="1"/>
+          <w:bCs w:val="1"/>
           <w:color w:val="000000"/>
           <w:rtl w:val="0"/>
         </w:rPr>
@@ -1003,11 +1010,15 @@
       <w:pPr>
         <w:spacing w:after="280" w:before="280" w:lineRule="auto"/>
         <w:rPr>
-          <w:color w:val="000000"/>
-        </w:rPr>
-      </w:pPr>
-      <w:r>
-        <w:rPr>
+          <w:b w:val="1"/>
+          <w:bCs w:val="1"/>
+          <w:color w:val="000000"/>
+        </w:rPr>
+      </w:pPr>
+      <w:r>
+        <w:rPr>
+          <w:b w:val="1"/>
+          <w:bCs w:val="1"/>
           <w:color w:val="000000"/>
           <w:rtl w:val="0"/>
         </w:rPr>
@@ -1019,11 +1030,15 @@
         <w:spacing w:after="280" w:before="280" w:lineRule="auto"/>
         <w:jc w:val="both"/>
         <w:rPr>
-          <w:color w:val="000000"/>
-        </w:rPr>
-      </w:pPr>
-      <w:r>
-        <w:rPr>
+          <w:b w:val="1"/>
+          <w:bCs w:val="1"/>
+          <w:color w:val="000000"/>
+        </w:rPr>
+      </w:pPr>
+      <w:r>
+        <w:rPr>
+          <w:b w:val="1"/>
+          <w:bCs w:val="1"/>
           <w:color w:val="000000"/>
           <w:rtl w:val="0"/>
         </w:rPr>
@@ -1031,12 +1046,16 @@
       </w:r>
       <w:r>
         <w:rPr>
+          <w:b w:val="1"/>
+          <w:bCs w:val="1"/>
           <w:rtl w:val="0"/>
         </w:rPr>
         <w:t xml:space="preserve">v</w:t>
       </w:r>
       <w:r>
         <w:rPr>
+          <w:b w:val="1"/>
+          <w:bCs w:val="1"/>
           <w:color w:val="000000"/>
           <w:rtl w:val="0"/>
         </w:rPr>
@@ -1048,11 +1067,15 @@
         <w:spacing w:after="280" w:before="280" w:lineRule="auto"/>
         <w:jc w:val="both"/>
         <w:rPr>
-          <w:color w:val="000000"/>
-        </w:rPr>
-      </w:pPr>
-      <w:r>
-        <w:rPr>
+          <w:b w:val="1"/>
+          <w:bCs w:val="1"/>
+          <w:color w:val="000000"/>
+        </w:rPr>
+      </w:pPr>
+      <w:r>
+        <w:rPr>
+          <w:b w:val="1"/>
+          <w:bCs w:val="1"/>
           <w:color w:val="000000"/>
           <w:rtl w:val="0"/>
         </w:rPr>
@@ -1064,11 +1087,15 @@
         <w:spacing w:after="280" w:before="280" w:lineRule="auto"/>
         <w:jc w:val="both"/>
         <w:rPr>
-          <w:color w:val="000000"/>
-        </w:rPr>
-      </w:pPr>
-      <w:r>
-        <w:rPr>
+          <w:b w:val="1"/>
+          <w:bCs w:val="1"/>
+          <w:color w:val="000000"/>
+        </w:rPr>
+      </w:pPr>
+      <w:r>
+        <w:rPr>
+          <w:b w:val="1"/>
+          <w:bCs w:val="1"/>
           <w:color w:val="000000"/>
           <w:rtl w:val="0"/>
         </w:rPr>
@@ -1080,11 +1107,15 @@
         <w:spacing w:after="280" w:before="280" w:lineRule="auto"/>
         <w:jc w:val="both"/>
         <w:rPr>
-          <w:color w:val="000000"/>
-        </w:rPr>
-      </w:pPr>
-      <w:r>
-        <w:rPr>
+          <w:b w:val="1"/>
+          <w:bCs w:val="1"/>
+          <w:color w:val="000000"/>
+        </w:rPr>
+      </w:pPr>
+      <w:r>
+        <w:rPr>
+          <w:b w:val="1"/>
+          <w:bCs w:val="1"/>
           <w:color w:val="000000"/>
           <w:rtl w:val="0"/>
         </w:rPr>
@@ -1096,17 +1127,23 @@
         <w:spacing w:after="280" w:before="280" w:lineRule="auto"/>
         <w:jc w:val="both"/>
         <w:rPr>
-          <w:color w:val="000000"/>
-        </w:rPr>
-      </w:pPr>
-      <w:r>
-        <w:rPr>
+          <w:b w:val="1"/>
+          <w:bCs w:val="1"/>
+          <w:color w:val="000000"/>
+        </w:rPr>
+      </w:pPr>
+      <w:r>
+        <w:rPr>
+          <w:b w:val="1"/>
+          <w:bCs w:val="1"/>
           <w:rtl w:val="0"/>
         </w:rPr>
         <w:t xml:space="preserve">Dimitri</w:t>
       </w:r>
       <w:r>
         <w:rPr>
+          <w:b w:val="1"/>
+          <w:bCs w:val="1"/>
           <w:color w:val="000000"/>
           <w:rtl w:val="0"/>
         </w:rPr>
@@ -1118,17 +1155,23 @@
         <w:spacing w:after="280" w:before="280" w:lineRule="auto"/>
         <w:jc w:val="both"/>
         <w:rPr>
-          <w:color w:val="000000"/>
-        </w:rPr>
-      </w:pPr>
-      <w:r>
-        <w:rPr>
+          <w:b w:val="1"/>
+          <w:bCs w:val="1"/>
+          <w:color w:val="000000"/>
+        </w:rPr>
+      </w:pPr>
+      <w:r>
+        <w:rPr>
+          <w:b w:val="1"/>
+          <w:bCs w:val="1"/>
           <w:rtl w:val="0"/>
         </w:rPr>
         <w:t xml:space="preserve">Biancardi</w:t>
       </w:r>
       <w:r>
         <w:rPr>
+          <w:b w:val="1"/>
+          <w:bCs w:val="1"/>
           <w:color w:val="000000"/>
           <w:rtl w:val="0"/>
         </w:rPr>
@@ -1136,12 +1179,16 @@
       </w:r>
       <w:r>
         <w:rPr>
+          <w:b w:val="1"/>
+          <w:bCs w:val="1"/>
           <w:rtl w:val="0"/>
         </w:rPr>
         <w:t xml:space="preserve">Antoinette</w:t>
       </w:r>
       <w:r>
         <w:rPr>
+          <w:b w:val="1"/>
+          <w:bCs w:val="1"/>
           <w:color w:val="000000"/>
           <w:rtl w:val="0"/>
         </w:rPr>
@@ -1153,11 +1200,15 @@
         <w:spacing w:after="280" w:before="280" w:lineRule="auto"/>
         <w:jc w:val="both"/>
         <w:rPr>
-          <w:color w:val="000000"/>
-        </w:rPr>
-      </w:pPr>
-      <w:r>
-        <w:rPr>
+          <w:b w:val="1"/>
+          <w:bCs w:val="1"/>
+          <w:color w:val="000000"/>
+        </w:rPr>
+      </w:pPr>
+      <w:r>
+        <w:rPr>
+          <w:b w:val="1"/>
+          <w:bCs w:val="1"/>
           <w:color w:val="000000"/>
           <w:rtl w:val="0"/>
         </w:rPr>
@@ -1165,12 +1216,16 @@
       </w:r>
       <w:r>
         <w:rPr>
+          <w:b w:val="1"/>
+          <w:bCs w:val="1"/>
           <w:rtl w:val="0"/>
         </w:rPr>
         <w:t xml:space="preserve">Dimitri</w:t>
       </w:r>
       <w:r>
         <w:rPr>
+          <w:b w:val="1"/>
+          <w:bCs w:val="1"/>
           <w:color w:val="000000"/>
           <w:rtl w:val="0"/>
         </w:rPr>
@@ -1195,26 +1250,24 @@
         <w:ind w:left="0" w:right="0" w:firstLine="0"/>
         <w:jc w:val="both"/>
         <w:rPr>
-          <w:rFonts w:ascii="Times New Roman" w:cs="Times New Roman" w:eastAsia="Times New Roman" w:hAnsi="Times New Roman"/>
-          <w:b w:val="0"/>
-          <w:bCs w:val="0"/>
-          <w:i w:val="0"/>
-          <w:iCs w:val="0"/>
-          <w:smallCaps w:val="0"/>
-          <w:strike w:val="0"/>
-          <w:color w:val="000000"/>
-          <w:sz w:val="24"/>
-          <w:szCs w:val="24"/>
-          <w:u w:val="none"/>
-          <w:shd w:fill="auto" w:val="clear"/>
-          <w:vertAlign w:val="baseline"/>
-        </w:rPr>
-      </w:pPr>
-      <w:r>
-        <w:rPr>
-          <w:rFonts w:ascii="Times New Roman" w:cs="Times New Roman" w:eastAsia="Times New Roman" w:hAnsi="Times New Roman"/>
-          <w:b w:val="0"/>
-          <w:bCs w:val="0"/>
+          <w:b w:val="1"/>
+          <w:bCs w:val="1"/>
+          <w:i w:val="0"/>
+          <w:iCs w:val="0"/>
+          <w:smallCaps w:val="0"/>
+          <w:strike w:val="0"/>
+          <w:color w:val="000000"/>
+          <w:sz w:val="24"/>
+          <w:szCs w:val="24"/>
+          <w:u w:val="none"/>
+          <w:shd w:fill="auto" w:val="clear"/>
+          <w:vertAlign w:val="baseline"/>
+        </w:rPr>
+      </w:pPr>
+      <w:r>
+        <w:rPr>
+          <w:b w:val="1"/>
+          <w:bCs w:val="1"/>
           <w:i w:val="0"/>
           <w:iCs w:val="0"/>
           <w:smallCaps w:val="0"/>
@@ -1248,26 +1301,24 @@
         <w:ind w:left="0" w:right="0" w:firstLine="0"/>
         <w:jc w:val="both"/>
         <w:rPr>
-          <w:rFonts w:ascii="Times New Roman" w:cs="Times New Roman" w:eastAsia="Times New Roman" w:hAnsi="Times New Roman"/>
-          <w:b w:val="0"/>
-          <w:bCs w:val="0"/>
-          <w:i w:val="0"/>
-          <w:iCs w:val="0"/>
-          <w:smallCaps w:val="0"/>
-          <w:strike w:val="0"/>
-          <w:color w:val="000000"/>
-          <w:sz w:val="24"/>
-          <w:szCs w:val="24"/>
-          <w:u w:val="none"/>
-          <w:shd w:fill="auto" w:val="clear"/>
-          <w:vertAlign w:val="baseline"/>
-        </w:rPr>
-      </w:pPr>
-      <w:r>
-        <w:rPr>
-          <w:rFonts w:ascii="Times New Roman" w:cs="Times New Roman" w:eastAsia="Times New Roman" w:hAnsi="Times New Roman"/>
-          <w:b w:val="0"/>
-          <w:bCs w:val="0"/>
+          <w:b w:val="1"/>
+          <w:bCs w:val="1"/>
+          <w:i w:val="0"/>
+          <w:iCs w:val="0"/>
+          <w:smallCaps w:val="0"/>
+          <w:strike w:val="0"/>
+          <w:color w:val="000000"/>
+          <w:sz w:val="24"/>
+          <w:szCs w:val="24"/>
+          <w:u w:val="none"/>
+          <w:shd w:fill="auto" w:val="clear"/>
+          <w:vertAlign w:val="baseline"/>
+        </w:rPr>
+      </w:pPr>
+      <w:r>
+        <w:rPr>
+          <w:b w:val="1"/>
+          <w:bCs w:val="1"/>
           <w:i w:val="0"/>
           <w:iCs w:val="0"/>
           <w:smallCaps w:val="0"/>
@@ -1301,26 +1352,24 @@
         <w:ind w:left="0" w:right="0" w:firstLine="0"/>
         <w:jc w:val="both"/>
         <w:rPr>
-          <w:rFonts w:ascii="Times New Roman" w:cs="Times New Roman" w:eastAsia="Times New Roman" w:hAnsi="Times New Roman"/>
-          <w:b w:val="0"/>
-          <w:bCs w:val="0"/>
-          <w:i w:val="0"/>
-          <w:iCs w:val="0"/>
-          <w:smallCaps w:val="0"/>
-          <w:strike w:val="0"/>
-          <w:color w:val="000000"/>
-          <w:sz w:val="24"/>
-          <w:szCs w:val="24"/>
-          <w:u w:val="none"/>
-          <w:shd w:fill="auto" w:val="clear"/>
-          <w:vertAlign w:val="baseline"/>
-        </w:rPr>
-      </w:pPr>
-      <w:r>
-        <w:rPr>
-          <w:rFonts w:ascii="Times New Roman" w:cs="Times New Roman" w:eastAsia="Times New Roman" w:hAnsi="Times New Roman"/>
-          <w:b w:val="0"/>
-          <w:bCs w:val="0"/>
+          <w:b w:val="1"/>
+          <w:bCs w:val="1"/>
+          <w:i w:val="0"/>
+          <w:iCs w:val="0"/>
+          <w:smallCaps w:val="0"/>
+          <w:strike w:val="0"/>
+          <w:color w:val="000000"/>
+          <w:sz w:val="24"/>
+          <w:szCs w:val="24"/>
+          <w:u w:val="none"/>
+          <w:shd w:fill="auto" w:val="clear"/>
+          <w:vertAlign w:val="baseline"/>
+        </w:rPr>
+      </w:pPr>
+      <w:r>
+        <w:rPr>
+          <w:b w:val="1"/>
+          <w:bCs w:val="1"/>
           <w:i w:val="0"/>
           <w:iCs w:val="0"/>
           <w:smallCaps w:val="0"/>
@@ -1354,26 +1403,24 @@
         <w:ind w:left="0" w:right="0" w:firstLine="0"/>
         <w:jc w:val="both"/>
         <w:rPr>
-          <w:rFonts w:ascii="Times New Roman" w:cs="Times New Roman" w:eastAsia="Times New Roman" w:hAnsi="Times New Roman"/>
-          <w:b w:val="0"/>
-          <w:bCs w:val="0"/>
-          <w:i w:val="0"/>
-          <w:iCs w:val="0"/>
-          <w:smallCaps w:val="0"/>
-          <w:strike w:val="0"/>
-          <w:color w:val="000000"/>
-          <w:sz w:val="24"/>
-          <w:szCs w:val="24"/>
-          <w:u w:val="none"/>
-          <w:shd w:fill="auto" w:val="clear"/>
-          <w:vertAlign w:val="baseline"/>
-        </w:rPr>
-      </w:pPr>
-      <w:r>
-        <w:rPr>
-          <w:rFonts w:ascii="Times New Roman" w:cs="Times New Roman" w:eastAsia="Times New Roman" w:hAnsi="Times New Roman"/>
-          <w:b w:val="0"/>
-          <w:bCs w:val="0"/>
+          <w:b w:val="1"/>
+          <w:bCs w:val="1"/>
+          <w:i w:val="0"/>
+          <w:iCs w:val="0"/>
+          <w:smallCaps w:val="0"/>
+          <w:strike w:val="0"/>
+          <w:color w:val="000000"/>
+          <w:sz w:val="24"/>
+          <w:szCs w:val="24"/>
+          <w:u w:val="none"/>
+          <w:shd w:fill="auto" w:val="clear"/>
+          <w:vertAlign w:val="baseline"/>
+        </w:rPr>
+      </w:pPr>
+      <w:r>
+        <w:rPr>
+          <w:b w:val="1"/>
+          <w:bCs w:val="1"/>
           <w:i w:val="0"/>
           <w:iCs w:val="0"/>
           <w:smallCaps w:val="0"/>
@@ -1407,51 +1454,87 @@
         <w:ind w:left="0" w:right="0" w:firstLine="0"/>
         <w:jc w:val="both"/>
         <w:rPr>
-          <w:rFonts w:ascii="Times New Roman" w:cs="Times New Roman" w:eastAsia="Times New Roman" w:hAnsi="Times New Roman"/>
-          <w:b w:val="0"/>
-          <w:bCs w:val="0"/>
-          <w:i w:val="0"/>
-          <w:iCs w:val="0"/>
-          <w:smallCaps w:val="0"/>
-          <w:strike w:val="0"/>
-          <w:color w:val="000000"/>
-          <w:sz w:val="24"/>
-          <w:szCs w:val="24"/>
-          <w:u w:val="none"/>
-          <w:shd w:fill="auto" w:val="clear"/>
-          <w:vertAlign w:val="baseline"/>
-        </w:rPr>
-      </w:pPr>
-      <w:r>
-        <w:rPr>
-          <w:rFonts w:ascii="Times New Roman" w:cs="Times New Roman" w:eastAsia="Times New Roman" w:hAnsi="Times New Roman"/>
-          <w:b w:val="0"/>
-          <w:bCs w:val="0"/>
-          <w:i w:val="0"/>
-          <w:iCs w:val="0"/>
-          <w:smallCaps w:val="0"/>
-          <w:strike w:val="0"/>
-          <w:color w:val="000000"/>
-          <w:sz w:val="24"/>
-          <w:szCs w:val="24"/>
-          <w:u w:val="none"/>
-          <w:shd w:fill="auto" w:val="clear"/>
-          <w:vertAlign w:val="baseline"/>
-          <w:rtl w:val="0"/>
-        </w:rPr>
-        <w:t xml:space="preserve">D’un autre côté, outre les déclarations du détenu Varallo, il y a encore une circonstance qui concourt à prouver que c’est le vrai nom du soi-disant </w:t>
-      </w:r>
-      <w:r>
-        <w:rPr>
+          <w:b w:val="1"/>
+          <w:bCs w:val="1"/>
+          <w:i w:val="0"/>
+          <w:iCs w:val="0"/>
+          <w:smallCaps w:val="0"/>
+          <w:strike w:val="0"/>
+          <w:color w:val="000000"/>
+          <w:sz w:val="24"/>
+          <w:szCs w:val="24"/>
+          <w:u w:val="none"/>
+          <w:shd w:fill="auto" w:val="clear"/>
+          <w:vertAlign w:val="baseline"/>
+        </w:rPr>
+      </w:pPr>
+      <w:r>
+        <w:rPr>
+          <w:b w:val="1"/>
+          <w:bCs w:val="1"/>
+          <w:i w:val="0"/>
+          <w:iCs w:val="0"/>
+          <w:smallCaps w:val="0"/>
+          <w:strike w:val="0"/>
+          <w:color w:val="000000"/>
+          <w:sz w:val="24"/>
+          <w:szCs w:val="24"/>
+          <w:u w:val="none"/>
+          <w:shd w:fill="auto" w:val="clear"/>
+          <w:vertAlign w:val="baseline"/>
+          <w:rtl w:val="0"/>
+        </w:rPr>
+        <w:t xml:space="preserve">D’un autre côté, outre les déclarations du détenu Varallo, il y</w:t>
+      </w:r>
+      <w:r>
+        <w:rPr>
+          <w:rFonts w:ascii="Times New Roman" w:cs="Times New Roman" w:eastAsia="Times New Roman" w:hAnsi="Times New Roman"/>
+          <w:b w:val="0"/>
+          <w:bCs w:val="0"/>
+          <w:i w:val="0"/>
+          <w:iCs w:val="0"/>
+          <w:smallCaps w:val="0"/>
+          <w:strike w:val="0"/>
+          <w:color w:val="000000"/>
+          <w:sz w:val="24"/>
+          <w:szCs w:val="24"/>
+          <w:u w:val="none"/>
+          <w:shd w:fill="auto" w:val="clear"/>
+          <w:vertAlign w:val="baseline"/>
+          <w:rtl w:val="0"/>
+        </w:rPr>
+        <w:t xml:space="preserve"> a encore une circonstance qui </w:t>
+      </w:r>
+      <w:r>
+        <w:rPr>
+          <w:b w:val="1"/>
+          <w:bCs w:val="1"/>
+          <w:i w:val="0"/>
+          <w:iCs w:val="0"/>
+          <w:smallCaps w:val="0"/>
+          <w:strike w:val="0"/>
+          <w:color w:val="000000"/>
+          <w:sz w:val="24"/>
+          <w:szCs w:val="24"/>
+          <w:u w:val="none"/>
+          <w:shd w:fill="auto" w:val="clear"/>
+          <w:vertAlign w:val="baseline"/>
+          <w:rtl w:val="0"/>
+        </w:rPr>
+        <w:t xml:space="preserve">concourt à prouver que c’est le vrai nom du soi-disant </w:t>
+      </w:r>
+      <w:r>
+        <w:rPr>
+          <w:b w:val="1"/>
+          <w:bCs w:val="1"/>
           <w:rtl w:val="0"/>
         </w:rPr>
         <w:t xml:space="preserve">Mirkovic</w:t>
       </w:r>
       <w:r>
         <w:rPr>
-          <w:rFonts w:ascii="Times New Roman" w:cs="Times New Roman" w:eastAsia="Times New Roman" w:hAnsi="Times New Roman"/>
-          <w:b w:val="0"/>
-          <w:bCs w:val="0"/>
+          <w:b w:val="1"/>
+          <w:bCs w:val="1"/>
           <w:i w:val="0"/>
           <w:iCs w:val="0"/>
           <w:smallCaps w:val="0"/>
@@ -1485,32 +1568,32 @@
         <w:ind w:left="0" w:right="0" w:firstLine="0"/>
         <w:jc w:val="both"/>
         <w:rPr>
-          <w:rFonts w:ascii="Times New Roman" w:cs="Times New Roman" w:eastAsia="Times New Roman" w:hAnsi="Times New Roman"/>
-          <w:b w:val="0"/>
-          <w:bCs w:val="0"/>
-          <w:i w:val="0"/>
-          <w:iCs w:val="0"/>
-          <w:smallCaps w:val="0"/>
-          <w:strike w:val="0"/>
-          <w:color w:val="000000"/>
-          <w:sz w:val="24"/>
-          <w:szCs w:val="24"/>
-          <w:u w:val="none"/>
-          <w:shd w:fill="auto" w:val="clear"/>
-          <w:vertAlign w:val="baseline"/>
-        </w:rPr>
-      </w:pPr>
-      <w:r>
-        <w:rPr>
+          <w:b w:val="1"/>
+          <w:bCs w:val="1"/>
+          <w:i w:val="0"/>
+          <w:iCs w:val="0"/>
+          <w:smallCaps w:val="0"/>
+          <w:strike w:val="0"/>
+          <w:color w:val="000000"/>
+          <w:sz w:val="24"/>
+          <w:szCs w:val="24"/>
+          <w:u w:val="none"/>
+          <w:shd w:fill="auto" w:val="clear"/>
+          <w:vertAlign w:val="baseline"/>
+        </w:rPr>
+      </w:pPr>
+      <w:r>
+        <w:rPr>
+          <w:b w:val="1"/>
+          <w:bCs w:val="1"/>
           <w:rtl w:val="0"/>
         </w:rPr>
         <w:t xml:space="preserve">D'</w:t>
       </w:r>
       <w:r>
         <w:rPr>
-          <w:rFonts w:ascii="Times New Roman" w:cs="Times New Roman" w:eastAsia="Times New Roman" w:hAnsi="Times New Roman"/>
-          <w:b w:val="0"/>
-          <w:bCs w:val="0"/>
+          <w:b w:val="1"/>
+          <w:bCs w:val="1"/>
           <w:i w:val="0"/>
           <w:iCs w:val="0"/>
           <w:smallCaps w:val="0"/>
@@ -1544,26 +1627,24 @@
         <w:ind w:left="0" w:right="0" w:firstLine="0"/>
         <w:jc w:val="both"/>
         <w:rPr>
-          <w:rFonts w:ascii="Times New Roman" w:cs="Times New Roman" w:eastAsia="Times New Roman" w:hAnsi="Times New Roman"/>
-          <w:b w:val="0"/>
-          <w:bCs w:val="0"/>
-          <w:i w:val="0"/>
-          <w:iCs w:val="0"/>
-          <w:smallCaps w:val="0"/>
-          <w:strike w:val="0"/>
-          <w:color w:val="000000"/>
-          <w:sz w:val="24"/>
-          <w:szCs w:val="24"/>
-          <w:u w:val="none"/>
-          <w:shd w:fill="auto" w:val="clear"/>
-          <w:vertAlign w:val="baseline"/>
-        </w:rPr>
-      </w:pPr>
-      <w:r>
-        <w:rPr>
-          <w:rFonts w:ascii="Times New Roman" w:cs="Times New Roman" w:eastAsia="Times New Roman" w:hAnsi="Times New Roman"/>
-          <w:b w:val="0"/>
-          <w:bCs w:val="0"/>
+          <w:b w:val="1"/>
+          <w:bCs w:val="1"/>
+          <w:i w:val="0"/>
+          <w:iCs w:val="0"/>
+          <w:smallCaps w:val="0"/>
+          <w:strike w:val="0"/>
+          <w:color w:val="000000"/>
+          <w:sz w:val="24"/>
+          <w:szCs w:val="24"/>
+          <w:u w:val="none"/>
+          <w:shd w:fill="auto" w:val="clear"/>
+          <w:vertAlign w:val="baseline"/>
+        </w:rPr>
+      </w:pPr>
+      <w:r>
+        <w:rPr>
+          <w:b w:val="1"/>
+          <w:bCs w:val="1"/>
           <w:i w:val="0"/>
           <w:iCs w:val="0"/>
           <w:smallCaps w:val="0"/>
@@ -1597,26 +1678,24 @@
         <w:ind w:left="0" w:right="0" w:firstLine="0"/>
         <w:jc w:val="both"/>
         <w:rPr>
-          <w:rFonts w:ascii="Times New Roman" w:cs="Times New Roman" w:eastAsia="Times New Roman" w:hAnsi="Times New Roman"/>
-          <w:b w:val="0"/>
-          <w:bCs w:val="0"/>
-          <w:i w:val="0"/>
-          <w:iCs w:val="0"/>
-          <w:smallCaps w:val="0"/>
-          <w:strike w:val="0"/>
-          <w:color w:val="000000"/>
-          <w:sz w:val="24"/>
-          <w:szCs w:val="24"/>
-          <w:u w:val="none"/>
-          <w:shd w:fill="auto" w:val="clear"/>
-          <w:vertAlign w:val="baseline"/>
-        </w:rPr>
-      </w:pPr>
-      <w:r>
-        <w:rPr>
-          <w:rFonts w:ascii="Times New Roman" w:cs="Times New Roman" w:eastAsia="Times New Roman" w:hAnsi="Times New Roman"/>
-          <w:b w:val="0"/>
-          <w:bCs w:val="0"/>
+          <w:b w:val="1"/>
+          <w:bCs w:val="1"/>
+          <w:i w:val="0"/>
+          <w:iCs w:val="0"/>
+          <w:smallCaps w:val="0"/>
+          <w:strike w:val="0"/>
+          <w:color w:val="000000"/>
+          <w:sz w:val="24"/>
+          <w:szCs w:val="24"/>
+          <w:u w:val="none"/>
+          <w:shd w:fill="auto" w:val="clear"/>
+          <w:vertAlign w:val="baseline"/>
+        </w:rPr>
+      </w:pPr>
+      <w:r>
+        <w:rPr>
+          <w:b w:val="1"/>
+          <w:bCs w:val="1"/>
           <w:i w:val="0"/>
           <w:iCs w:val="0"/>
           <w:smallCaps w:val="0"/>
@@ -1650,26 +1729,24 @@
         <w:ind w:left="0" w:right="0" w:firstLine="0"/>
         <w:jc w:val="both"/>
         <w:rPr>
-          <w:rFonts w:ascii="Times New Roman" w:cs="Times New Roman" w:eastAsia="Times New Roman" w:hAnsi="Times New Roman"/>
-          <w:b w:val="0"/>
-          <w:bCs w:val="0"/>
-          <w:i w:val="0"/>
-          <w:iCs w:val="0"/>
-          <w:smallCaps w:val="0"/>
-          <w:strike w:val="0"/>
-          <w:color w:val="000000"/>
-          <w:sz w:val="24"/>
-          <w:szCs w:val="24"/>
-          <w:u w:val="none"/>
-          <w:shd w:fill="auto" w:val="clear"/>
-          <w:vertAlign w:val="baseline"/>
-        </w:rPr>
-      </w:pPr>
-      <w:r>
-        <w:rPr>
-          <w:rFonts w:ascii="Times New Roman" w:cs="Times New Roman" w:eastAsia="Times New Roman" w:hAnsi="Times New Roman"/>
-          <w:b w:val="0"/>
-          <w:bCs w:val="0"/>
+          <w:b w:val="1"/>
+          <w:bCs w:val="1"/>
+          <w:i w:val="0"/>
+          <w:iCs w:val="0"/>
+          <w:smallCaps w:val="0"/>
+          <w:strike w:val="0"/>
+          <w:color w:val="000000"/>
+          <w:sz w:val="24"/>
+          <w:szCs w:val="24"/>
+          <w:u w:val="none"/>
+          <w:shd w:fill="auto" w:val="clear"/>
+          <w:vertAlign w:val="baseline"/>
+        </w:rPr>
+      </w:pPr>
+      <w:r>
+        <w:rPr>
+          <w:b w:val="1"/>
+          <w:bCs w:val="1"/>
           <w:i w:val="0"/>
           <w:iCs w:val="0"/>
           <w:smallCaps w:val="0"/>
@@ -1703,26 +1780,24 @@
         <w:ind w:left="0" w:right="0" w:firstLine="0"/>
         <w:jc w:val="both"/>
         <w:rPr>
-          <w:rFonts w:ascii="Times New Roman" w:cs="Times New Roman" w:eastAsia="Times New Roman" w:hAnsi="Times New Roman"/>
-          <w:b w:val="0"/>
-          <w:bCs w:val="0"/>
-          <w:i w:val="0"/>
-          <w:iCs w:val="0"/>
-          <w:smallCaps w:val="0"/>
-          <w:strike w:val="0"/>
-          <w:color w:val="000000"/>
-          <w:sz w:val="24"/>
-          <w:szCs w:val="24"/>
-          <w:u w:val="none"/>
-          <w:shd w:fill="auto" w:val="clear"/>
-          <w:vertAlign w:val="baseline"/>
-        </w:rPr>
-      </w:pPr>
-      <w:r>
-        <w:rPr>
-          <w:rFonts w:ascii="Times New Roman" w:cs="Times New Roman" w:eastAsia="Times New Roman" w:hAnsi="Times New Roman"/>
-          <w:b w:val="0"/>
-          <w:bCs w:val="0"/>
+          <w:b w:val="1"/>
+          <w:bCs w:val="1"/>
+          <w:i w:val="0"/>
+          <w:iCs w:val="0"/>
+          <w:smallCaps w:val="0"/>
+          <w:strike w:val="0"/>
+          <w:color w:val="000000"/>
+          <w:sz w:val="24"/>
+          <w:szCs w:val="24"/>
+          <w:u w:val="none"/>
+          <w:shd w:fill="auto" w:val="clear"/>
+          <w:vertAlign w:val="baseline"/>
+        </w:rPr>
+      </w:pPr>
+      <w:r>
+        <w:rPr>
+          <w:b w:val="1"/>
+          <w:bCs w:val="1"/>
           <w:i w:val="0"/>
           <w:iCs w:val="0"/>
           <w:smallCaps w:val="0"/>
@@ -1756,26 +1831,24 @@
         <w:ind w:left="0" w:right="0" w:firstLine="0"/>
         <w:jc w:val="both"/>
         <w:rPr>
-          <w:rFonts w:ascii="Times New Roman" w:cs="Times New Roman" w:eastAsia="Times New Roman" w:hAnsi="Times New Roman"/>
-          <w:b w:val="0"/>
-          <w:bCs w:val="0"/>
-          <w:i w:val="0"/>
-          <w:iCs w:val="0"/>
-          <w:smallCaps w:val="0"/>
-          <w:strike w:val="0"/>
-          <w:color w:val="000000"/>
-          <w:sz w:val="24"/>
-          <w:szCs w:val="24"/>
-          <w:u w:val="none"/>
-          <w:shd w:fill="auto" w:val="clear"/>
-          <w:vertAlign w:val="baseline"/>
-        </w:rPr>
-      </w:pPr>
-      <w:r>
-        <w:rPr>
-          <w:rFonts w:ascii="Times New Roman" w:cs="Times New Roman" w:eastAsia="Times New Roman" w:hAnsi="Times New Roman"/>
-          <w:b w:val="0"/>
-          <w:bCs w:val="0"/>
+          <w:b w:val="1"/>
+          <w:bCs w:val="1"/>
+          <w:i w:val="0"/>
+          <w:iCs w:val="0"/>
+          <w:smallCaps w:val="0"/>
+          <w:strike w:val="0"/>
+          <w:color w:val="000000"/>
+          <w:sz w:val="24"/>
+          <w:szCs w:val="24"/>
+          <w:u w:val="none"/>
+          <w:shd w:fill="auto" w:val="clear"/>
+          <w:vertAlign w:val="baseline"/>
+        </w:rPr>
+      </w:pPr>
+      <w:r>
+        <w:rPr>
+          <w:b w:val="1"/>
+          <w:bCs w:val="1"/>
           <w:i w:val="0"/>
           <w:iCs w:val="0"/>
           <w:smallCaps w:val="0"/>
@@ -1792,15 +1865,16 @@
       </w:r>
       <w:r>
         <w:rPr>
+          <w:b w:val="1"/>
+          <w:bCs w:val="1"/>
           <w:rtl w:val="0"/>
         </w:rPr>
         <w:t xml:space="preserve">imputés</w:t>
       </w:r>
       <w:r>
         <w:rPr>
-          <w:rFonts w:ascii="Times New Roman" w:cs="Times New Roman" w:eastAsia="Times New Roman" w:hAnsi="Times New Roman"/>
-          <w:b w:val="0"/>
-          <w:bCs w:val="0"/>
+          <w:b w:val="1"/>
+          <w:bCs w:val="1"/>
           <w:i w:val="0"/>
           <w:iCs w:val="0"/>
           <w:smallCaps w:val="0"/>
@@ -1834,26 +1908,24 @@
         <w:ind w:left="0" w:right="0" w:firstLine="0"/>
         <w:jc w:val="both"/>
         <w:rPr>
-          <w:rFonts w:ascii="Times New Roman" w:cs="Times New Roman" w:eastAsia="Times New Roman" w:hAnsi="Times New Roman"/>
-          <w:b w:val="0"/>
-          <w:bCs w:val="0"/>
-          <w:i w:val="0"/>
-          <w:iCs w:val="0"/>
-          <w:smallCaps w:val="0"/>
-          <w:strike w:val="0"/>
-          <w:color w:val="000000"/>
-          <w:sz w:val="24"/>
-          <w:szCs w:val="24"/>
-          <w:u w:val="none"/>
-          <w:shd w:fill="auto" w:val="clear"/>
-          <w:vertAlign w:val="baseline"/>
-        </w:rPr>
-      </w:pPr>
-      <w:r>
-        <w:rPr>
-          <w:rFonts w:ascii="Times New Roman" w:cs="Times New Roman" w:eastAsia="Times New Roman" w:hAnsi="Times New Roman"/>
-          <w:b w:val="0"/>
-          <w:bCs w:val="0"/>
+          <w:b w:val="1"/>
+          <w:bCs w:val="1"/>
+          <w:i w:val="0"/>
+          <w:iCs w:val="0"/>
+          <w:smallCaps w:val="0"/>
+          <w:strike w:val="0"/>
+          <w:color w:val="000000"/>
+          <w:sz w:val="24"/>
+          <w:szCs w:val="24"/>
+          <w:u w:val="none"/>
+          <w:shd w:fill="auto" w:val="clear"/>
+          <w:vertAlign w:val="baseline"/>
+        </w:rPr>
+      </w:pPr>
+      <w:r>
+        <w:rPr>
+          <w:b w:val="1"/>
+          <w:bCs w:val="1"/>
           <w:i w:val="0"/>
           <w:iCs w:val="0"/>
           <w:smallCaps w:val="0"/>
@@ -1870,15 +1942,16 @@
       </w:r>
       <w:r>
         <w:rPr>
+          <w:b w:val="1"/>
+          <w:bCs w:val="1"/>
           <w:rtl w:val="0"/>
         </w:rPr>
         <w:t xml:space="preserve">baisant</w:t>
       </w:r>
       <w:r>
         <w:rPr>
-          <w:rFonts w:ascii="Times New Roman" w:cs="Times New Roman" w:eastAsia="Times New Roman" w:hAnsi="Times New Roman"/>
-          <w:b w:val="0"/>
-          <w:bCs w:val="0"/>
+          <w:b w:val="1"/>
+          <w:bCs w:val="1"/>
           <w:i w:val="0"/>
           <w:iCs w:val="0"/>
           <w:smallCaps w:val="0"/>
@@ -1912,26 +1985,24 @@
         <w:ind w:left="0" w:right="0" w:firstLine="0"/>
         <w:jc w:val="both"/>
         <w:rPr>
-          <w:rFonts w:ascii="Times New Roman" w:cs="Times New Roman" w:eastAsia="Times New Roman" w:hAnsi="Times New Roman"/>
-          <w:b w:val="0"/>
-          <w:bCs w:val="0"/>
-          <w:i w:val="0"/>
-          <w:iCs w:val="0"/>
-          <w:smallCaps w:val="0"/>
-          <w:strike w:val="0"/>
-          <w:color w:val="000000"/>
-          <w:sz w:val="24"/>
-          <w:szCs w:val="24"/>
-          <w:u w:val="none"/>
-          <w:shd w:fill="auto" w:val="clear"/>
-          <w:vertAlign w:val="baseline"/>
-        </w:rPr>
-      </w:pPr>
-      <w:r>
-        <w:rPr>
-          <w:rFonts w:ascii="Times New Roman" w:cs="Times New Roman" w:eastAsia="Times New Roman" w:hAnsi="Times New Roman"/>
-          <w:b w:val="0"/>
-          <w:bCs w:val="0"/>
+          <w:b w:val="1"/>
+          <w:bCs w:val="1"/>
+          <w:i w:val="0"/>
+          <w:iCs w:val="0"/>
+          <w:smallCaps w:val="0"/>
+          <w:strike w:val="0"/>
+          <w:color w:val="000000"/>
+          <w:sz w:val="24"/>
+          <w:szCs w:val="24"/>
+          <w:u w:val="none"/>
+          <w:shd w:fill="auto" w:val="clear"/>
+          <w:vertAlign w:val="baseline"/>
+        </w:rPr>
+      </w:pPr>
+      <w:r>
+        <w:rPr>
+          <w:b w:val="1"/>
+          <w:bCs w:val="1"/>
           <w:i w:val="0"/>
           <w:iCs w:val="0"/>
           <w:smallCaps w:val="0"/>
@@ -1965,26 +2036,24 @@
         <w:ind w:left="0" w:right="0" w:firstLine="0"/>
         <w:jc w:val="both"/>
         <w:rPr>
-          <w:rFonts w:ascii="Times New Roman" w:cs="Times New Roman" w:eastAsia="Times New Roman" w:hAnsi="Times New Roman"/>
-          <w:b w:val="0"/>
-          <w:bCs w:val="0"/>
-          <w:i w:val="0"/>
-          <w:iCs w:val="0"/>
-          <w:smallCaps w:val="0"/>
-          <w:strike w:val="0"/>
-          <w:color w:val="000000"/>
-          <w:sz w:val="24"/>
-          <w:szCs w:val="24"/>
-          <w:u w:val="none"/>
-          <w:shd w:fill="auto" w:val="clear"/>
-          <w:vertAlign w:val="baseline"/>
-        </w:rPr>
-      </w:pPr>
-      <w:r>
-        <w:rPr>
-          <w:rFonts w:ascii="Times New Roman" w:cs="Times New Roman" w:eastAsia="Times New Roman" w:hAnsi="Times New Roman"/>
-          <w:b w:val="0"/>
-          <w:bCs w:val="0"/>
+          <w:b w:val="1"/>
+          <w:bCs w:val="1"/>
+          <w:i w:val="0"/>
+          <w:iCs w:val="0"/>
+          <w:smallCaps w:val="0"/>
+          <w:strike w:val="0"/>
+          <w:color w:val="000000"/>
+          <w:sz w:val="24"/>
+          <w:szCs w:val="24"/>
+          <w:u w:val="none"/>
+          <w:shd w:fill="auto" w:val="clear"/>
+          <w:vertAlign w:val="baseline"/>
+        </w:rPr>
+      </w:pPr>
+      <w:r>
+        <w:rPr>
+          <w:b w:val="1"/>
+          <w:bCs w:val="1"/>
           <w:i w:val="0"/>
           <w:iCs w:val="0"/>
           <w:smallCaps w:val="0"/>
@@ -2018,26 +2087,24 @@
         <w:ind w:left="0" w:right="0" w:firstLine="0"/>
         <w:jc w:val="both"/>
         <w:rPr>
-          <w:rFonts w:ascii="Times New Roman" w:cs="Times New Roman" w:eastAsia="Times New Roman" w:hAnsi="Times New Roman"/>
-          <w:b w:val="0"/>
-          <w:bCs w:val="0"/>
-          <w:i w:val="0"/>
-          <w:iCs w:val="0"/>
-          <w:smallCaps w:val="0"/>
-          <w:strike w:val="0"/>
-          <w:color w:val="000000"/>
-          <w:sz w:val="24"/>
-          <w:szCs w:val="24"/>
-          <w:u w:val="none"/>
-          <w:shd w:fill="auto" w:val="clear"/>
-          <w:vertAlign w:val="baseline"/>
-        </w:rPr>
-      </w:pPr>
-      <w:r>
-        <w:rPr>
-          <w:rFonts w:ascii="Times New Roman" w:cs="Times New Roman" w:eastAsia="Times New Roman" w:hAnsi="Times New Roman"/>
-          <w:b w:val="0"/>
-          <w:bCs w:val="0"/>
+          <w:b w:val="1"/>
+          <w:bCs w:val="1"/>
+          <w:i w:val="0"/>
+          <w:iCs w:val="0"/>
+          <w:smallCaps w:val="0"/>
+          <w:strike w:val="0"/>
+          <w:color w:val="000000"/>
+          <w:sz w:val="24"/>
+          <w:szCs w:val="24"/>
+          <w:u w:val="none"/>
+          <w:shd w:fill="auto" w:val="clear"/>
+          <w:vertAlign w:val="baseline"/>
+        </w:rPr>
+      </w:pPr>
+      <w:r>
+        <w:rPr>
+          <w:b w:val="1"/>
+          <w:bCs w:val="1"/>
           <w:i w:val="0"/>
           <w:iCs w:val="0"/>
           <w:smallCaps w:val="0"/>
@@ -2071,26 +2138,24 @@
         <w:ind w:left="0" w:right="0" w:firstLine="0"/>
         <w:jc w:val="both"/>
         <w:rPr>
-          <w:rFonts w:ascii="Times New Roman" w:cs="Times New Roman" w:eastAsia="Times New Roman" w:hAnsi="Times New Roman"/>
-          <w:b w:val="0"/>
-          <w:bCs w:val="0"/>
-          <w:i w:val="0"/>
-          <w:iCs w:val="0"/>
-          <w:smallCaps w:val="0"/>
-          <w:strike w:val="0"/>
-          <w:color w:val="000000"/>
-          <w:sz w:val="24"/>
-          <w:szCs w:val="24"/>
-          <w:u w:val="none"/>
-          <w:shd w:fill="auto" w:val="clear"/>
-          <w:vertAlign w:val="baseline"/>
-        </w:rPr>
-      </w:pPr>
-      <w:r>
-        <w:rPr>
-          <w:rFonts w:ascii="Times New Roman" w:cs="Times New Roman" w:eastAsia="Times New Roman" w:hAnsi="Times New Roman"/>
-          <w:b w:val="0"/>
-          <w:bCs w:val="0"/>
+          <w:b w:val="1"/>
+          <w:bCs w:val="1"/>
+          <w:i w:val="0"/>
+          <w:iCs w:val="0"/>
+          <w:smallCaps w:val="0"/>
+          <w:strike w:val="0"/>
+          <w:color w:val="000000"/>
+          <w:sz w:val="24"/>
+          <w:szCs w:val="24"/>
+          <w:u w:val="none"/>
+          <w:shd w:fill="auto" w:val="clear"/>
+          <w:vertAlign w:val="baseline"/>
+        </w:rPr>
+      </w:pPr>
+      <w:r>
+        <w:rPr>
+          <w:b w:val="1"/>
+          <w:bCs w:val="1"/>
           <w:i w:val="0"/>
           <w:iCs w:val="0"/>
           <w:smallCaps w:val="0"/>
@@ -2124,26 +2189,24 @@
         <w:ind w:left="0" w:right="0" w:firstLine="0"/>
         <w:jc w:val="both"/>
         <w:rPr>
-          <w:rFonts w:ascii="Times New Roman" w:cs="Times New Roman" w:eastAsia="Times New Roman" w:hAnsi="Times New Roman"/>
-          <w:b w:val="0"/>
-          <w:bCs w:val="0"/>
-          <w:i w:val="0"/>
-          <w:iCs w:val="0"/>
-          <w:smallCaps w:val="0"/>
-          <w:strike w:val="0"/>
-          <w:color w:val="000000"/>
-          <w:sz w:val="24"/>
-          <w:szCs w:val="24"/>
-          <w:u w:val="none"/>
-          <w:shd w:fill="auto" w:val="clear"/>
-          <w:vertAlign w:val="baseline"/>
-        </w:rPr>
-      </w:pPr>
-      <w:r>
-        <w:rPr>
-          <w:rFonts w:ascii="Times New Roman" w:cs="Times New Roman" w:eastAsia="Times New Roman" w:hAnsi="Times New Roman"/>
-          <w:b w:val="0"/>
-          <w:bCs w:val="0"/>
+          <w:b w:val="1"/>
+          <w:bCs w:val="1"/>
+          <w:i w:val="0"/>
+          <w:iCs w:val="0"/>
+          <w:smallCaps w:val="0"/>
+          <w:strike w:val="0"/>
+          <w:color w:val="000000"/>
+          <w:sz w:val="24"/>
+          <w:szCs w:val="24"/>
+          <w:u w:val="none"/>
+          <w:shd w:fill="auto" w:val="clear"/>
+          <w:vertAlign w:val="baseline"/>
+        </w:rPr>
+      </w:pPr>
+      <w:r>
+        <w:rPr>
+          <w:b w:val="1"/>
+          <w:bCs w:val="1"/>
           <w:i w:val="0"/>
           <w:iCs w:val="0"/>
           <w:smallCaps w:val="0"/>
@@ -2177,26 +2240,24 @@
         <w:ind w:left="0" w:right="0" w:firstLine="0"/>
         <w:jc w:val="both"/>
         <w:rPr>
-          <w:rFonts w:ascii="Times New Roman" w:cs="Times New Roman" w:eastAsia="Times New Roman" w:hAnsi="Times New Roman"/>
-          <w:b w:val="0"/>
-          <w:bCs w:val="0"/>
-          <w:i w:val="0"/>
-          <w:iCs w:val="0"/>
-          <w:smallCaps w:val="0"/>
-          <w:strike w:val="0"/>
-          <w:color w:val="000000"/>
-          <w:sz w:val="24"/>
-          <w:szCs w:val="24"/>
-          <w:u w:val="none"/>
-          <w:shd w:fill="auto" w:val="clear"/>
-          <w:vertAlign w:val="baseline"/>
-        </w:rPr>
-      </w:pPr>
-      <w:r>
-        <w:rPr>
-          <w:rFonts w:ascii="Times New Roman" w:cs="Times New Roman" w:eastAsia="Times New Roman" w:hAnsi="Times New Roman"/>
-          <w:b w:val="0"/>
-          <w:bCs w:val="0"/>
+          <w:b w:val="1"/>
+          <w:bCs w:val="1"/>
+          <w:i w:val="0"/>
+          <w:iCs w:val="0"/>
+          <w:smallCaps w:val="0"/>
+          <w:strike w:val="0"/>
+          <w:color w:val="000000"/>
+          <w:sz w:val="24"/>
+          <w:szCs w:val="24"/>
+          <w:u w:val="none"/>
+          <w:shd w:fill="auto" w:val="clear"/>
+          <w:vertAlign w:val="baseline"/>
+        </w:rPr>
+      </w:pPr>
+      <w:r>
+        <w:rPr>
+          <w:b w:val="1"/>
+          <w:bCs w:val="1"/>
           <w:i w:val="0"/>
           <w:iCs w:val="0"/>
           <w:smallCaps w:val="0"/>
@@ -2230,26 +2291,24 @@
         <w:ind w:left="0" w:right="0" w:firstLine="0"/>
         <w:jc w:val="both"/>
         <w:rPr>
-          <w:rFonts w:ascii="Times New Roman" w:cs="Times New Roman" w:eastAsia="Times New Roman" w:hAnsi="Times New Roman"/>
-          <w:b w:val="0"/>
-          <w:bCs w:val="0"/>
-          <w:i w:val="0"/>
-          <w:iCs w:val="0"/>
-          <w:smallCaps w:val="0"/>
-          <w:strike w:val="0"/>
-          <w:color w:val="000000"/>
-          <w:sz w:val="24"/>
-          <w:szCs w:val="24"/>
-          <w:u w:val="none"/>
-          <w:shd w:fill="auto" w:val="clear"/>
-          <w:vertAlign w:val="baseline"/>
-        </w:rPr>
-      </w:pPr>
-      <w:r>
-        <w:rPr>
-          <w:rFonts w:ascii="Times New Roman" w:cs="Times New Roman" w:eastAsia="Times New Roman" w:hAnsi="Times New Roman"/>
-          <w:b w:val="0"/>
-          <w:bCs w:val="0"/>
+          <w:b w:val="1"/>
+          <w:bCs w:val="1"/>
+          <w:i w:val="0"/>
+          <w:iCs w:val="0"/>
+          <w:smallCaps w:val="0"/>
+          <w:strike w:val="0"/>
+          <w:color w:val="000000"/>
+          <w:sz w:val="24"/>
+          <w:szCs w:val="24"/>
+          <w:u w:val="none"/>
+          <w:shd w:fill="auto" w:val="clear"/>
+          <w:vertAlign w:val="baseline"/>
+        </w:rPr>
+      </w:pPr>
+      <w:r>
+        <w:rPr>
+          <w:b w:val="1"/>
+          <w:bCs w:val="1"/>
           <w:i w:val="0"/>
           <w:iCs w:val="0"/>
           <w:smallCaps w:val="0"/>
@@ -2283,26 +2342,24 @@
         <w:ind w:left="0" w:right="0" w:firstLine="0"/>
         <w:jc w:val="both"/>
         <w:rPr>
-          <w:rFonts w:ascii="Times New Roman" w:cs="Times New Roman" w:eastAsia="Times New Roman" w:hAnsi="Times New Roman"/>
-          <w:b w:val="0"/>
-          <w:bCs w:val="0"/>
-          <w:i w:val="0"/>
-          <w:iCs w:val="0"/>
-          <w:smallCaps w:val="0"/>
-          <w:strike w:val="0"/>
-          <w:color w:val="000000"/>
-          <w:sz w:val="24"/>
-          <w:szCs w:val="24"/>
-          <w:u w:val="none"/>
-          <w:shd w:fill="auto" w:val="clear"/>
-          <w:vertAlign w:val="baseline"/>
-        </w:rPr>
-      </w:pPr>
-      <w:r>
-        <w:rPr>
-          <w:rFonts w:ascii="Times New Roman" w:cs="Times New Roman" w:eastAsia="Times New Roman" w:hAnsi="Times New Roman"/>
-          <w:b w:val="0"/>
-          <w:bCs w:val="0"/>
+          <w:b w:val="1"/>
+          <w:bCs w:val="1"/>
+          <w:i w:val="0"/>
+          <w:iCs w:val="0"/>
+          <w:smallCaps w:val="0"/>
+          <w:strike w:val="0"/>
+          <w:color w:val="000000"/>
+          <w:sz w:val="24"/>
+          <w:szCs w:val="24"/>
+          <w:u w:val="none"/>
+          <w:shd w:fill="auto" w:val="clear"/>
+          <w:vertAlign w:val="baseline"/>
+        </w:rPr>
+      </w:pPr>
+      <w:r>
+        <w:rPr>
+          <w:b w:val="1"/>
+          <w:bCs w:val="1"/>
           <w:i w:val="0"/>
           <w:iCs w:val="0"/>
           <w:smallCaps w:val="0"/>
@@ -2336,26 +2393,24 @@
         <w:ind w:left="0" w:right="0" w:firstLine="0"/>
         <w:jc w:val="both"/>
         <w:rPr>
-          <w:rFonts w:ascii="Times New Roman" w:cs="Times New Roman" w:eastAsia="Times New Roman" w:hAnsi="Times New Roman"/>
-          <w:b w:val="0"/>
-          <w:bCs w:val="0"/>
-          <w:i w:val="0"/>
-          <w:iCs w:val="0"/>
-          <w:smallCaps w:val="0"/>
-          <w:strike w:val="0"/>
-          <w:color w:val="000000"/>
-          <w:sz w:val="24"/>
-          <w:szCs w:val="24"/>
-          <w:u w:val="none"/>
-          <w:shd w:fill="auto" w:val="clear"/>
-          <w:vertAlign w:val="baseline"/>
-        </w:rPr>
-      </w:pPr>
-      <w:r>
-        <w:rPr>
-          <w:rFonts w:ascii="Times New Roman" w:cs="Times New Roman" w:eastAsia="Times New Roman" w:hAnsi="Times New Roman"/>
-          <w:b w:val="0"/>
-          <w:bCs w:val="0"/>
+          <w:b w:val="1"/>
+          <w:bCs w:val="1"/>
+          <w:i w:val="0"/>
+          <w:iCs w:val="0"/>
+          <w:smallCaps w:val="0"/>
+          <w:strike w:val="0"/>
+          <w:color w:val="000000"/>
+          <w:sz w:val="24"/>
+          <w:szCs w:val="24"/>
+          <w:u w:val="none"/>
+          <w:shd w:fill="auto" w:val="clear"/>
+          <w:vertAlign w:val="baseline"/>
+        </w:rPr>
+      </w:pPr>
+      <w:r>
+        <w:rPr>
+          <w:b w:val="1"/>
+          <w:bCs w:val="1"/>
           <w:i w:val="0"/>
           <w:iCs w:val="0"/>
           <w:smallCaps w:val="0"/>
@@ -2389,26 +2444,24 @@
         <w:ind w:left="0" w:right="0" w:firstLine="0"/>
         <w:jc w:val="both"/>
         <w:rPr>
-          <w:rFonts w:ascii="Times New Roman" w:cs="Times New Roman" w:eastAsia="Times New Roman" w:hAnsi="Times New Roman"/>
-          <w:b w:val="0"/>
-          <w:bCs w:val="0"/>
-          <w:i w:val="0"/>
-          <w:iCs w:val="0"/>
-          <w:smallCaps w:val="0"/>
-          <w:strike w:val="0"/>
-          <w:color w:val="000000"/>
-          <w:sz w:val="24"/>
-          <w:szCs w:val="24"/>
-          <w:u w:val="none"/>
-          <w:shd w:fill="auto" w:val="clear"/>
-          <w:vertAlign w:val="baseline"/>
-        </w:rPr>
-      </w:pPr>
-      <w:r>
-        <w:rPr>
-          <w:rFonts w:ascii="Times New Roman" w:cs="Times New Roman" w:eastAsia="Times New Roman" w:hAnsi="Times New Roman"/>
-          <w:b w:val="0"/>
-          <w:bCs w:val="0"/>
+          <w:b w:val="1"/>
+          <w:bCs w:val="1"/>
+          <w:i w:val="0"/>
+          <w:iCs w:val="0"/>
+          <w:smallCaps w:val="0"/>
+          <w:strike w:val="0"/>
+          <w:color w:val="000000"/>
+          <w:sz w:val="24"/>
+          <w:szCs w:val="24"/>
+          <w:u w:val="none"/>
+          <w:shd w:fill="auto" w:val="clear"/>
+          <w:vertAlign w:val="baseline"/>
+        </w:rPr>
+      </w:pPr>
+      <w:r>
+        <w:rPr>
+          <w:b w:val="1"/>
+          <w:bCs w:val="1"/>
           <w:i w:val="0"/>
           <w:iCs w:val="0"/>
           <w:smallCaps w:val="0"/>
@@ -2442,26 +2495,24 @@
         <w:ind w:left="0" w:right="0" w:firstLine="0"/>
         <w:jc w:val="both"/>
         <w:rPr>
-          <w:rFonts w:ascii="Times New Roman" w:cs="Times New Roman" w:eastAsia="Times New Roman" w:hAnsi="Times New Roman"/>
-          <w:b w:val="0"/>
-          <w:bCs w:val="0"/>
-          <w:i w:val="0"/>
-          <w:iCs w:val="0"/>
-          <w:smallCaps w:val="0"/>
-          <w:strike w:val="0"/>
-          <w:color w:val="000000"/>
-          <w:sz w:val="24"/>
-          <w:szCs w:val="24"/>
-          <w:u w:val="none"/>
-          <w:shd w:fill="auto" w:val="clear"/>
-          <w:vertAlign w:val="baseline"/>
-        </w:rPr>
-      </w:pPr>
-      <w:r>
-        <w:rPr>
-          <w:rFonts w:ascii="Times New Roman" w:cs="Times New Roman" w:eastAsia="Times New Roman" w:hAnsi="Times New Roman"/>
-          <w:b w:val="0"/>
-          <w:bCs w:val="0"/>
+          <w:b w:val="1"/>
+          <w:bCs w:val="1"/>
+          <w:i w:val="0"/>
+          <w:iCs w:val="0"/>
+          <w:smallCaps w:val="0"/>
+          <w:strike w:val="0"/>
+          <w:color w:val="000000"/>
+          <w:sz w:val="24"/>
+          <w:szCs w:val="24"/>
+          <w:u w:val="none"/>
+          <w:shd w:fill="auto" w:val="clear"/>
+          <w:vertAlign w:val="baseline"/>
+        </w:rPr>
+      </w:pPr>
+      <w:r>
+        <w:rPr>
+          <w:b w:val="1"/>
+          <w:bCs w:val="1"/>
           <w:i w:val="0"/>
           <w:iCs w:val="0"/>
           <w:smallCaps w:val="0"/>
@@ -2478,15 +2529,16 @@
       </w:r>
       <w:r>
         <w:rPr>
+          <w:b w:val="1"/>
+          <w:bCs w:val="1"/>
           <w:rtl w:val="0"/>
         </w:rPr>
         <w:t xml:space="preserve">Varallo, dans</w:t>
       </w:r>
       <w:r>
         <w:rPr>
-          <w:rFonts w:ascii="Times New Roman" w:cs="Times New Roman" w:eastAsia="Times New Roman" w:hAnsi="Times New Roman"/>
-          <w:b w:val="0"/>
-          <w:bCs w:val="0"/>
+          <w:b w:val="1"/>
+          <w:bCs w:val="1"/>
           <w:i w:val="0"/>
           <w:iCs w:val="0"/>
           <w:smallCaps w:val="0"/>
@@ -2503,15 +2555,16 @@
       </w:r>
       <w:r>
         <w:rPr>
+          <w:b w:val="1"/>
+          <w:bCs w:val="1"/>
           <w:rtl w:val="0"/>
         </w:rPr>
         <w:t xml:space="preserve">permettent</w:t>
       </w:r>
       <w:r>
         <w:rPr>
-          <w:rFonts w:ascii="Times New Roman" w:cs="Times New Roman" w:eastAsia="Times New Roman" w:hAnsi="Times New Roman"/>
-          <w:b w:val="0"/>
-          <w:bCs w:val="0"/>
+          <w:b w:val="1"/>
+          <w:bCs w:val="1"/>
           <w:i w:val="0"/>
           <w:iCs w:val="0"/>
           <w:smallCaps w:val="0"/>
@@ -2545,26 +2598,24 @@
         <w:ind w:left="0" w:right="0" w:firstLine="0"/>
         <w:jc w:val="both"/>
         <w:rPr>
-          <w:rFonts w:ascii="Times New Roman" w:cs="Times New Roman" w:eastAsia="Times New Roman" w:hAnsi="Times New Roman"/>
-          <w:b w:val="0"/>
-          <w:bCs w:val="0"/>
-          <w:i w:val="0"/>
-          <w:iCs w:val="0"/>
-          <w:smallCaps w:val="0"/>
-          <w:strike w:val="0"/>
-          <w:color w:val="000000"/>
-          <w:sz w:val="24"/>
-          <w:szCs w:val="24"/>
-          <w:u w:val="none"/>
-          <w:shd w:fill="auto" w:val="clear"/>
-          <w:vertAlign w:val="baseline"/>
-        </w:rPr>
-      </w:pPr>
-      <w:r>
-        <w:rPr>
-          <w:rFonts w:ascii="Times New Roman" w:cs="Times New Roman" w:eastAsia="Times New Roman" w:hAnsi="Times New Roman"/>
-          <w:b w:val="0"/>
-          <w:bCs w:val="0"/>
+          <w:b w:val="1"/>
+          <w:bCs w:val="1"/>
+          <w:i w:val="0"/>
+          <w:iCs w:val="0"/>
+          <w:smallCaps w:val="0"/>
+          <w:strike w:val="0"/>
+          <w:color w:val="000000"/>
+          <w:sz w:val="24"/>
+          <w:szCs w:val="24"/>
+          <w:u w:val="none"/>
+          <w:shd w:fill="auto" w:val="clear"/>
+          <w:vertAlign w:val="baseline"/>
+        </w:rPr>
+      </w:pPr>
+      <w:r>
+        <w:rPr>
+          <w:b w:val="1"/>
+          <w:bCs w:val="1"/>
           <w:i w:val="0"/>
           <w:iCs w:val="0"/>
           <w:smallCaps w:val="0"/>
@@ -2598,26 +2649,24 @@
         <w:ind w:left="0" w:right="0" w:firstLine="0"/>
         <w:jc w:val="both"/>
         <w:rPr>
-          <w:rFonts w:ascii="Times New Roman" w:cs="Times New Roman" w:eastAsia="Times New Roman" w:hAnsi="Times New Roman"/>
-          <w:b w:val="0"/>
-          <w:bCs w:val="0"/>
-          <w:i w:val="0"/>
-          <w:iCs w:val="0"/>
-          <w:smallCaps w:val="0"/>
-          <w:strike w:val="0"/>
-          <w:color w:val="000000"/>
-          <w:sz w:val="24"/>
-          <w:szCs w:val="24"/>
-          <w:u w:val="none"/>
-          <w:shd w:fill="auto" w:val="clear"/>
-          <w:vertAlign w:val="baseline"/>
-        </w:rPr>
-      </w:pPr>
-      <w:r>
-        <w:rPr>
-          <w:rFonts w:ascii="Times New Roman" w:cs="Times New Roman" w:eastAsia="Times New Roman" w:hAnsi="Times New Roman"/>
-          <w:b w:val="0"/>
-          <w:bCs w:val="0"/>
+          <w:b w:val="1"/>
+          <w:bCs w:val="1"/>
+          <w:i w:val="0"/>
+          <w:iCs w:val="0"/>
+          <w:smallCaps w:val="0"/>
+          <w:strike w:val="0"/>
+          <w:color w:val="000000"/>
+          <w:sz w:val="24"/>
+          <w:szCs w:val="24"/>
+          <w:u w:val="none"/>
+          <w:shd w:fill="auto" w:val="clear"/>
+          <w:vertAlign w:val="baseline"/>
+        </w:rPr>
+      </w:pPr>
+      <w:r>
+        <w:rPr>
+          <w:b w:val="1"/>
+          <w:bCs w:val="1"/>
           <w:i w:val="0"/>
           <w:iCs w:val="0"/>
           <w:smallCaps w:val="0"/>
@@ -2634,15 +2683,16 @@
       </w:r>
       <w:r>
         <w:rPr>
+          <w:b w:val="1"/>
+          <w:bCs w:val="1"/>
           <w:rtl w:val="0"/>
         </w:rPr>
         <w:t xml:space="preserve">que arrivés</w:t>
       </w:r>
       <w:r>
         <w:rPr>
-          <w:rFonts w:ascii="Times New Roman" w:cs="Times New Roman" w:eastAsia="Times New Roman" w:hAnsi="Times New Roman"/>
-          <w:b w:val="0"/>
-          <w:bCs w:val="0"/>
+          <w:b w:val="1"/>
+          <w:bCs w:val="1"/>
           <w:i w:val="0"/>
           <w:iCs w:val="0"/>
           <w:smallCaps w:val="0"/>
@@ -2659,15 +2709,16 @@
       </w:r>
       <w:r>
         <w:rPr>
+          <w:b w:val="1"/>
+          <w:bCs w:val="1"/>
           <w:rtl w:val="0"/>
         </w:rPr>
         <w:t xml:space="preserve">ville</w:t>
       </w:r>
       <w:r>
         <w:rPr>
-          <w:rFonts w:ascii="Times New Roman" w:cs="Times New Roman" w:eastAsia="Times New Roman" w:hAnsi="Times New Roman"/>
-          <w:b w:val="0"/>
-          <w:bCs w:val="0"/>
+          <w:b w:val="1"/>
+          <w:bCs w:val="1"/>
           <w:i w:val="0"/>
           <w:iCs w:val="0"/>
           <w:smallCaps w:val="0"/>
@@ -2701,26 +2752,24 @@
         <w:ind w:left="0" w:right="0" w:firstLine="0"/>
         <w:jc w:val="both"/>
         <w:rPr>
-          <w:rFonts w:ascii="Times New Roman" w:cs="Times New Roman" w:eastAsia="Times New Roman" w:hAnsi="Times New Roman"/>
-          <w:b w:val="0"/>
-          <w:bCs w:val="0"/>
-          <w:i w:val="0"/>
-          <w:iCs w:val="0"/>
-          <w:smallCaps w:val="0"/>
-          <w:strike w:val="0"/>
-          <w:color w:val="000000"/>
-          <w:sz w:val="24"/>
-          <w:szCs w:val="24"/>
-          <w:u w:val="none"/>
-          <w:shd w:fill="auto" w:val="clear"/>
-          <w:vertAlign w:val="baseline"/>
-        </w:rPr>
-      </w:pPr>
-      <w:r>
-        <w:rPr>
-          <w:rFonts w:ascii="Times New Roman" w:cs="Times New Roman" w:eastAsia="Times New Roman" w:hAnsi="Times New Roman"/>
-          <w:b w:val="0"/>
-          <w:bCs w:val="0"/>
+          <w:b w:val="1"/>
+          <w:bCs w:val="1"/>
+          <w:i w:val="0"/>
+          <w:iCs w:val="0"/>
+          <w:smallCaps w:val="0"/>
+          <w:strike w:val="0"/>
+          <w:color w:val="000000"/>
+          <w:sz w:val="24"/>
+          <w:szCs w:val="24"/>
+          <w:u w:val="none"/>
+          <w:shd w:fill="auto" w:val="clear"/>
+          <w:vertAlign w:val="baseline"/>
+        </w:rPr>
+      </w:pPr>
+      <w:r>
+        <w:rPr>
+          <w:b w:val="1"/>
+          <w:bCs w:val="1"/>
           <w:i w:val="0"/>
           <w:iCs w:val="0"/>
           <w:smallCaps w:val="0"/>
@@ -2739,15 +2788,16 @@
       </w:r>
       <w:r>
         <w:rPr>
+          <w:b w:val="1"/>
+          <w:bCs w:val="1"/>
           <w:rtl w:val="0"/>
         </w:rPr>
         <w:t xml:space="preserve">desdits</w:t>
       </w:r>
       <w:r>
         <w:rPr>
-          <w:rFonts w:ascii="Times New Roman" w:cs="Times New Roman" w:eastAsia="Times New Roman" w:hAnsi="Times New Roman"/>
-          <w:b w:val="0"/>
-          <w:bCs w:val="0"/>
+          <w:b w:val="1"/>
+          <w:bCs w:val="1"/>
           <w:i w:val="0"/>
           <w:iCs w:val="0"/>
           <w:smallCaps w:val="0"/>
@@ -2781,26 +2831,24 @@
         <w:ind w:left="0" w:right="0" w:firstLine="0"/>
         <w:jc w:val="both"/>
         <w:rPr>
-          <w:rFonts w:ascii="Times New Roman" w:cs="Times New Roman" w:eastAsia="Times New Roman" w:hAnsi="Times New Roman"/>
-          <w:b w:val="0"/>
-          <w:bCs w:val="0"/>
-          <w:i w:val="0"/>
-          <w:iCs w:val="0"/>
-          <w:smallCaps w:val="0"/>
-          <w:strike w:val="0"/>
-          <w:color w:val="000000"/>
-          <w:sz w:val="24"/>
-          <w:szCs w:val="24"/>
-          <w:u w:val="none"/>
-          <w:shd w:fill="auto" w:val="clear"/>
-          <w:vertAlign w:val="baseline"/>
-        </w:rPr>
-      </w:pPr>
-      <w:r>
-        <w:rPr>
-          <w:rFonts w:ascii="Times New Roman" w:cs="Times New Roman" w:eastAsia="Times New Roman" w:hAnsi="Times New Roman"/>
-          <w:b w:val="0"/>
-          <w:bCs w:val="0"/>
+          <w:b w:val="1"/>
+          <w:bCs w:val="1"/>
+          <w:i w:val="0"/>
+          <w:iCs w:val="0"/>
+          <w:smallCaps w:val="0"/>
+          <w:strike w:val="0"/>
+          <w:color w:val="000000"/>
+          <w:sz w:val="24"/>
+          <w:szCs w:val="24"/>
+          <w:u w:val="none"/>
+          <w:shd w:fill="auto" w:val="clear"/>
+          <w:vertAlign w:val="baseline"/>
+        </w:rPr>
+      </w:pPr>
+      <w:r>
+        <w:rPr>
+          <w:b w:val="1"/>
+          <w:bCs w:val="1"/>
           <w:i w:val="0"/>
           <w:iCs w:val="0"/>
           <w:smallCaps w:val="0"/>
@@ -2817,15 +2865,16 @@
       </w:r>
       <w:r>
         <w:rPr>
+          <w:b w:val="1"/>
+          <w:bCs w:val="1"/>
           <w:rtl w:val="0"/>
         </w:rPr>
         <w:t xml:space="preserve">trouve</w:t>
       </w:r>
       <w:r>
         <w:rPr>
-          <w:rFonts w:ascii="Times New Roman" w:cs="Times New Roman" w:eastAsia="Times New Roman" w:hAnsi="Times New Roman"/>
-          <w:b w:val="0"/>
-          <w:bCs w:val="0"/>
+          <w:b w:val="1"/>
+          <w:bCs w:val="1"/>
           <w:i w:val="0"/>
           <w:iCs w:val="0"/>
           <w:smallCaps w:val="0"/>
@@ -2842,15 +2891,16 @@
       </w:r>
       <w:r>
         <w:rPr>
+          <w:b w:val="1"/>
+          <w:bCs w:val="1"/>
           <w:rtl w:val="0"/>
         </w:rPr>
         <w:t xml:space="preserve">ville</w:t>
       </w:r>
       <w:r>
         <w:rPr>
-          <w:rFonts w:ascii="Times New Roman" w:cs="Times New Roman" w:eastAsia="Times New Roman" w:hAnsi="Times New Roman"/>
-          <w:b w:val="0"/>
-          <w:bCs w:val="0"/>
+          <w:b w:val="1"/>
+          <w:bCs w:val="1"/>
           <w:i w:val="0"/>
           <w:iCs w:val="0"/>
           <w:smallCaps w:val="0"/>
@@ -2884,26 +2934,24 @@
         <w:ind w:left="0" w:right="0" w:firstLine="0"/>
         <w:jc w:val="both"/>
         <w:rPr>
-          <w:rFonts w:ascii="Times New Roman" w:cs="Times New Roman" w:eastAsia="Times New Roman" w:hAnsi="Times New Roman"/>
-          <w:b w:val="0"/>
-          <w:bCs w:val="0"/>
-          <w:i w:val="0"/>
-          <w:iCs w:val="0"/>
-          <w:smallCaps w:val="0"/>
-          <w:strike w:val="0"/>
-          <w:color w:val="000000"/>
-          <w:sz w:val="24"/>
-          <w:szCs w:val="24"/>
-          <w:u w:val="none"/>
-          <w:shd w:fill="auto" w:val="clear"/>
-          <w:vertAlign w:val="baseline"/>
-        </w:rPr>
-      </w:pPr>
-      <w:r>
-        <w:rPr>
-          <w:rFonts w:ascii="Times New Roman" w:cs="Times New Roman" w:eastAsia="Times New Roman" w:hAnsi="Times New Roman"/>
-          <w:b w:val="0"/>
-          <w:bCs w:val="0"/>
+          <w:b w:val="1"/>
+          <w:bCs w:val="1"/>
+          <w:i w:val="0"/>
+          <w:iCs w:val="0"/>
+          <w:smallCaps w:val="0"/>
+          <w:strike w:val="0"/>
+          <w:color w:val="000000"/>
+          <w:sz w:val="24"/>
+          <w:szCs w:val="24"/>
+          <w:u w:val="none"/>
+          <w:shd w:fill="auto" w:val="clear"/>
+          <w:vertAlign w:val="baseline"/>
+        </w:rPr>
+      </w:pPr>
+      <w:r>
+        <w:rPr>
+          <w:b w:val="1"/>
+          <w:bCs w:val="1"/>
           <w:i w:val="0"/>
           <w:iCs w:val="0"/>
           <w:smallCaps w:val="0"/>
@@ -2939,26 +2987,24 @@
         <w:ind w:left="0" w:right="0" w:firstLine="0"/>
         <w:jc w:val="both"/>
         <w:rPr>
-          <w:rFonts w:ascii="Times New Roman" w:cs="Times New Roman" w:eastAsia="Times New Roman" w:hAnsi="Times New Roman"/>
-          <w:b w:val="0"/>
-          <w:bCs w:val="0"/>
-          <w:i w:val="0"/>
-          <w:iCs w:val="0"/>
-          <w:smallCaps w:val="0"/>
-          <w:strike w:val="0"/>
-          <w:color w:val="000000"/>
-          <w:sz w:val="24"/>
-          <w:szCs w:val="24"/>
-          <w:u w:val="none"/>
-          <w:shd w:fill="auto" w:val="clear"/>
-          <w:vertAlign w:val="baseline"/>
-        </w:rPr>
-      </w:pPr>
-      <w:r>
-        <w:rPr>
-          <w:rFonts w:ascii="Times New Roman" w:cs="Times New Roman" w:eastAsia="Times New Roman" w:hAnsi="Times New Roman"/>
-          <w:b w:val="0"/>
-          <w:bCs w:val="0"/>
+          <w:b w:val="1"/>
+          <w:bCs w:val="1"/>
+          <w:i w:val="0"/>
+          <w:iCs w:val="0"/>
+          <w:smallCaps w:val="0"/>
+          <w:strike w:val="0"/>
+          <w:color w:val="000000"/>
+          <w:sz w:val="24"/>
+          <w:szCs w:val="24"/>
+          <w:u w:val="none"/>
+          <w:shd w:fill="auto" w:val="clear"/>
+          <w:vertAlign w:val="baseline"/>
+        </w:rPr>
+      </w:pPr>
+      <w:r>
+        <w:rPr>
+          <w:b w:val="1"/>
+          <w:bCs w:val="1"/>
           <w:i w:val="0"/>
           <w:iCs w:val="0"/>
           <w:smallCaps w:val="0"/>
@@ -2992,26 +3038,24 @@
         <w:ind w:left="0" w:right="0" w:firstLine="0"/>
         <w:jc w:val="both"/>
         <w:rPr>
-          <w:rFonts w:ascii="Times New Roman" w:cs="Times New Roman" w:eastAsia="Times New Roman" w:hAnsi="Times New Roman"/>
-          <w:b w:val="0"/>
-          <w:bCs w:val="0"/>
-          <w:i w:val="0"/>
-          <w:iCs w:val="0"/>
-          <w:smallCaps w:val="0"/>
-          <w:strike w:val="0"/>
-          <w:color w:val="000000"/>
-          <w:sz w:val="24"/>
-          <w:szCs w:val="24"/>
-          <w:u w:val="none"/>
-          <w:shd w:fill="auto" w:val="clear"/>
-          <w:vertAlign w:val="baseline"/>
-        </w:rPr>
-      </w:pPr>
-      <w:r>
-        <w:rPr>
-          <w:rFonts w:ascii="Times New Roman" w:cs="Times New Roman" w:eastAsia="Times New Roman" w:hAnsi="Times New Roman"/>
-          <w:b w:val="0"/>
-          <w:bCs w:val="0"/>
+          <w:b w:val="1"/>
+          <w:bCs w:val="1"/>
+          <w:i w:val="0"/>
+          <w:iCs w:val="0"/>
+          <w:smallCaps w:val="0"/>
+          <w:strike w:val="0"/>
+          <w:color w:val="000000"/>
+          <w:sz w:val="24"/>
+          <w:szCs w:val="24"/>
+          <w:u w:val="none"/>
+          <w:shd w:fill="auto" w:val="clear"/>
+          <w:vertAlign w:val="baseline"/>
+        </w:rPr>
+      </w:pPr>
+      <w:r>
+        <w:rPr>
+          <w:b w:val="1"/>
+          <w:bCs w:val="1"/>
           <w:i w:val="0"/>
           <w:iCs w:val="0"/>
           <w:smallCaps w:val="0"/>
@@ -3045,26 +3089,24 @@
         <w:ind w:left="0" w:right="0" w:firstLine="0"/>
         <w:jc w:val="both"/>
         <w:rPr>
-          <w:rFonts w:ascii="Times New Roman" w:cs="Times New Roman" w:eastAsia="Times New Roman" w:hAnsi="Times New Roman"/>
-          <w:b w:val="0"/>
-          <w:bCs w:val="0"/>
-          <w:i w:val="0"/>
-          <w:iCs w:val="0"/>
-          <w:smallCaps w:val="0"/>
-          <w:strike w:val="0"/>
-          <w:color w:val="000000"/>
-          <w:sz w:val="24"/>
-          <w:szCs w:val="24"/>
-          <w:u w:val="none"/>
-          <w:shd w:fill="auto" w:val="clear"/>
-          <w:vertAlign w:val="baseline"/>
-        </w:rPr>
-      </w:pPr>
-      <w:r>
-        <w:rPr>
-          <w:rFonts w:ascii="Times New Roman" w:cs="Times New Roman" w:eastAsia="Times New Roman" w:hAnsi="Times New Roman"/>
-          <w:b w:val="0"/>
-          <w:bCs w:val="0"/>
+          <w:b w:val="1"/>
+          <w:bCs w:val="1"/>
+          <w:i w:val="0"/>
+          <w:iCs w:val="0"/>
+          <w:smallCaps w:val="0"/>
+          <w:strike w:val="0"/>
+          <w:color w:val="000000"/>
+          <w:sz w:val="24"/>
+          <w:szCs w:val="24"/>
+          <w:u w:val="none"/>
+          <w:shd w:fill="auto" w:val="clear"/>
+          <w:vertAlign w:val="baseline"/>
+        </w:rPr>
+      </w:pPr>
+      <w:r>
+        <w:rPr>
+          <w:b w:val="1"/>
+          <w:bCs w:val="1"/>
           <w:i w:val="0"/>
           <w:iCs w:val="0"/>
           <w:smallCaps w:val="0"/>
@@ -3102,26 +3144,24 @@
         <w:ind w:left="0" w:right="0" w:firstLine="0"/>
         <w:jc w:val="both"/>
         <w:rPr>
-          <w:rFonts w:ascii="Times New Roman" w:cs="Times New Roman" w:eastAsia="Times New Roman" w:hAnsi="Times New Roman"/>
-          <w:b w:val="0"/>
-          <w:bCs w:val="0"/>
-          <w:i w:val="0"/>
-          <w:iCs w:val="0"/>
-          <w:smallCaps w:val="0"/>
-          <w:strike w:val="0"/>
-          <w:color w:val="000000"/>
-          <w:sz w:val="24"/>
-          <w:szCs w:val="24"/>
-          <w:u w:val="none"/>
-          <w:shd w:fill="auto" w:val="clear"/>
-          <w:vertAlign w:val="baseline"/>
-        </w:rPr>
-      </w:pPr>
-      <w:r>
-        <w:rPr>
-          <w:rFonts w:ascii="Times New Roman" w:cs="Times New Roman" w:eastAsia="Times New Roman" w:hAnsi="Times New Roman"/>
-          <w:b w:val="0"/>
-          <w:bCs w:val="0"/>
+          <w:b w:val="1"/>
+          <w:bCs w:val="1"/>
+          <w:i w:val="0"/>
+          <w:iCs w:val="0"/>
+          <w:smallCaps w:val="0"/>
+          <w:strike w:val="0"/>
+          <w:color w:val="000000"/>
+          <w:sz w:val="24"/>
+          <w:szCs w:val="24"/>
+          <w:u w:val="none"/>
+          <w:shd w:fill="auto" w:val="clear"/>
+          <w:vertAlign w:val="baseline"/>
+        </w:rPr>
+      </w:pPr>
+      <w:r>
+        <w:rPr>
+          <w:b w:val="1"/>
+          <w:bCs w:val="1"/>
           <w:i w:val="0"/>
           <w:iCs w:val="0"/>
           <w:smallCaps w:val="0"/>
@@ -3138,15 +3178,16 @@
       </w:r>
       <w:r>
         <w:rPr>
+          <w:b w:val="1"/>
+          <w:bCs w:val="1"/>
           <w:rtl w:val="0"/>
         </w:rPr>
         <w:t xml:space="preserve">l'Intérieur</w:t>
       </w:r>
       <w:r>
         <w:rPr>
-          <w:rFonts w:ascii="Times New Roman" w:cs="Times New Roman" w:eastAsia="Times New Roman" w:hAnsi="Times New Roman"/>
-          <w:b w:val="0"/>
-          <w:bCs w:val="0"/>
+          <w:b w:val="1"/>
+          <w:bCs w:val="1"/>
           <w:i w:val="0"/>
           <w:iCs w:val="0"/>
           <w:smallCaps w:val="0"/>
